--- a/Tailored_CVs/Shinoy_Swisscom_DevOps_Engineer.docx
+++ b/Tailored_CVs/Shinoy_Swisscom_DevOps_Engineer.docx
@@ -70,7 +70,7 @@
           <w:b w:val="0"/>
           <w:sz w:val="19"/>
         </w:rPr>
-        <w:t>QA Automation and DevOps Engineer with over 8 years of experience building scalable automation frameworks and automated CI/CD pipelines using AWS, Terraform, and Jenkins. Skilled in collaborating with cross-functional agile teams to ensure high application quality, robust testing strategies, and smooth deployments. Currently residing in Amstelveen with a valid EU residence permit, I bring strong hands-on technical execution and a commitment to reliable software delivery.</w:t>
+        <w:t>I am a QA automation engineer with experience building scalable testing frameworks and managing cloud infrastructure. My background includes working with Java, SQL, and AWS to support reliable software deployments. I am familiar with setting up CI/CD pipelines and working in distributed cross-functional teams. I currently hold a valid EU residence permit and live in Amstelveen.</w:t>
       </w:r>
     </w:p>
     <w:p>
@@ -288,7 +288,7 @@
           <w:b w:val="0"/>
           <w:sz w:val="18"/>
         </w:rPr>
-        <w:t>▸ Architected automated CI/CD pipelines and provisioned underlying test environments using AWS, Terraform, and Linux to maintain high availability and support continuous delivery.</w:t>
+        <w:t>▸ Provisioned and maintained cloud infrastructure and deployment environments using AWS and Terraform to support software delivery.</w:t>
       </w:r>
     </w:p>
     <w:p>
@@ -301,7 +301,7 @@
           <w:b w:val="0"/>
           <w:sz w:val="18"/>
         </w:rPr>
-        <w:t>▸ Migrated automation frameworks and improved execution efficiency by 20%, supporting robust testing and deployment processes for complex software architectures.</w:t>
+        <w:t>▸ Executed complex Oracle SQL queries to validate backend datasets and ensure data integrity across enterprise systems.</w:t>
       </w:r>
     </w:p>
     <w:p>
@@ -314,7 +314,7 @@
           <w:b w:val="0"/>
           <w:sz w:val="18"/>
         </w:rPr>
-        <w:t>▸ Collaborated closely with crossfunctional Agile teams, Product Owners, and SREs to translate requirements into technical testing strategies and reduce defect leakage.</w:t>
+        <w:t>▸ Migrated automation frameworks using TypeScript and Playwright to improve test execution efficiency within microservices architectures.</w:t>
       </w:r>
     </w:p>
     <w:p>
@@ -327,7 +327,7 @@
           <w:b w:val="0"/>
           <w:sz w:val="18"/>
         </w:rPr>
-        <w:t>▸ Containerized test environments using Docker and managed code deployments and version control using Git and Jenkins.</w:t>
+        <w:t>▸ Streamlined test script generation and deployment tasks by using AI tools like Gemini Code Assist.</w:t>
       </w:r>
     </w:p>
     <w:p>

--- a/Tailored_CVs/Shinoy_Swisscom_DevOps_Engineer.docx
+++ b/Tailored_CVs/Shinoy_Swisscom_DevOps_Engineer.docx
@@ -70,7 +70,7 @@
           <w:b w:val="0"/>
           <w:sz w:val="19"/>
         </w:rPr>
-        <w:t>I am a QA automation engineer with experience building scalable testing frameworks and managing cloud infrastructure. My background includes working with Java, SQL, and AWS to support reliable software deployments. I am familiar with setting up CI/CD pipelines and working in distributed cross-functional teams. I currently hold a valid EU residence permit and live in Amstelveen.</w:t>
+        <w:t>I am a QA automation engineer with over 8 years of experience building scalable frameworks and managing CI/CD pipelines. My background includes working with Java, Selenium, Playwright, and AWS to support reliable software delivery in financial services. I also use tools like Gemini Code Assist to streamline test generation and deployment scripts.</w:t>
       </w:r>
     </w:p>
     <w:p>
@@ -288,7 +288,7 @@
           <w:b w:val="0"/>
           <w:sz w:val="18"/>
         </w:rPr>
-        <w:t>▸ Provisioned and maintained cloud infrastructure and deployment environments using AWS and Terraform to support software delivery.</w:t>
+        <w:t>▸ Implemented CI/CD pipelines and ran scheduled automation regression test builds via Jenkins while provisioning underlying test environments using Terraform and AWS.</w:t>
       </w:r>
     </w:p>
     <w:p>
@@ -301,7 +301,7 @@
           <w:b w:val="0"/>
           <w:sz w:val="18"/>
         </w:rPr>
-        <w:t>▸ Executed complex Oracle SQL queries to validate backend datasets and ensure data integrity across enterprise systems.</w:t>
+        <w:t>▸ Migrated a SeleniumJava framework to Playwright TypeScript for endtoend workflows within a microservices architecture, boosting execution efficiency by 20%.</w:t>
       </w:r>
     </w:p>
     <w:p>
@@ -314,7 +314,7 @@
           <w:b w:val="0"/>
           <w:sz w:val="18"/>
         </w:rPr>
-        <w:t>▸ Migrated automation frameworks using TypeScript and Playwright to improve test execution efficiency within microservices architectures.</w:t>
+        <w:t>▸ Executed complex Oracle SQL queries to validate massive datasets and ensure strict data integrity across backend workflows.</w:t>
       </w:r>
     </w:p>
     <w:p>
@@ -327,7 +327,7 @@
           <w:b w:val="0"/>
           <w:sz w:val="18"/>
         </w:rPr>
-        <w:t>▸ Streamlined test script generation and deployment tasks by using AI tools like Gemini Code Assist.</w:t>
+        <w:t>▸ Streamlined complex test generation and deployment scripts utilizing AI tools like Gemini Code Assist.</w:t>
       </w:r>
     </w:p>
     <w:p>

--- a/Tailored_CVs/Shinoy_Swisscom_DevOps_Engineer.docx
+++ b/Tailored_CVs/Shinoy_Swisscom_DevOps_Engineer.docx
@@ -70,7 +70,7 @@
           <w:b w:val="0"/>
           <w:sz w:val="19"/>
         </w:rPr>
-        <w:t>I am a QA automation engineer with over 8 years of experience building scalable frameworks and managing CI/CD pipelines. My background includes working with Java, Selenium, Playwright, and AWS to support reliable software delivery in financial services. I also use tools like Gemini Code Assist to streamline test generation and deployment scripts.</w:t>
+        <w:t>I am a QA automation engineer with over eight years of experience building scalable test frameworks and CI/CD pipelines using Java, Selenium, Playwright, and AWS. I have a valid EU residence permit, am based in Amstelveen, and can start immediately. I enjoy collaborating with agile teams to ensure smooth software delivery, and I have used tools like Gemini Code Assist to streamline test generation.</w:t>
       </w:r>
     </w:p>
     <w:p>
@@ -288,7 +288,7 @@
           <w:b w:val="0"/>
           <w:sz w:val="18"/>
         </w:rPr>
-        <w:t>▸ Implemented CI/CD pipelines and ran scheduled automation regression test builds via Jenkins while provisioning underlying test environments using Terraform and AWS.</w:t>
+        <w:t>▸ Implemented CI/CD pipelines and ran scheduled automation regression builds using Jenkins while provisioning environments with Terraform and AWS.</w:t>
       </w:r>
     </w:p>
     <w:p>
@@ -301,7 +301,7 @@
           <w:b w:val="0"/>
           <w:sz w:val="18"/>
         </w:rPr>
-        <w:t>▸ Migrated a SeleniumJava framework to Playwright TypeScript for endtoend workflows within a microservices architecture, boosting execution efficiency by 20%.</w:t>
+        <w:t>▸ Migrated a SeleniumJava framework to Playwright TypeScript for endtoend workflows, improving execution efficiency.</w:t>
       </w:r>
     </w:p>
     <w:p>
@@ -314,7 +314,7 @@
           <w:b w:val="0"/>
           <w:sz w:val="18"/>
         </w:rPr>
-        <w:t>▸ Executed complex Oracle SQL queries to validate massive datasets and ensure strict data integrity across backend workflows.</w:t>
+        <w:t>▸ Collaborated with crossfunctional agile teams and product owners to translate business requirements into technical testing strategies.</w:t>
       </w:r>
     </w:p>
     <w:p>
@@ -327,7 +327,7 @@
           <w:b w:val="0"/>
           <w:sz w:val="18"/>
         </w:rPr>
-        <w:t>▸ Streamlined complex test generation and deployment scripts utilizing AI tools like Gemini Code Assist.</w:t>
+        <w:t>▸ Streamlined test generation and deployment scripts by utilizing AI tools like Gemini Code Assist.</w:t>
       </w:r>
     </w:p>
     <w:p>

--- a/Tailored_CVs/Shinoy_Swisscom_DevOps_Engineer.docx
+++ b/Tailored_CVs/Shinoy_Swisscom_DevOps_Engineer.docx
@@ -70,7 +70,7 @@
           <w:b w:val="0"/>
           <w:sz w:val="19"/>
         </w:rPr>
-        <w:t>I am a QA automation engineer with over eight years of experience building scalable test frameworks and CI/CD pipelines using Java, Selenium, Playwright, and AWS. I have a valid EU residence permit, am based in Amstelveen, and can start immediately. I enjoy collaborating with agile teams to ensure smooth software delivery, and I have used tools like Gemini Code Assist to streamline test generation.</w:t>
+        <w:t>QA Automation Engineer with over 8 years of experience building scalable automation frameworks and configuring CI/CD pipelines using Jenkins, AWS, and Terraform. I bring strong hands-on experience in Linux environments, system operations, and automated testing. Currently based in the Netherlands with a valid EU residence permit, I am ready to help maintain and improve voice and telecommunication platforms at Swisscom.</w:t>
       </w:r>
     </w:p>
     <w:p>
@@ -288,7 +288,7 @@
           <w:b w:val="0"/>
           <w:sz w:val="18"/>
         </w:rPr>
-        <w:t>▸ Implemented CI/CD pipelines and ran scheduled automation regression builds using Jenkins while provisioning environments with Terraform and AWS.</w:t>
+        <w:t>▸ Architected automated CI/CD pipelines and provisioned infrastructure using AWS, Terraform, and Linux environments to support high availability.</w:t>
       </w:r>
     </w:p>
     <w:p>
@@ -301,7 +301,7 @@
           <w:b w:val="0"/>
           <w:sz w:val="18"/>
         </w:rPr>
-        <w:t>▸ Migrated a SeleniumJava framework to Playwright TypeScript for endtoend workflows, improving execution efficiency.</w:t>
+        <w:t>▸ Implemented CI/CD pipelines and scheduled automated regression test builds via Jenkins while configuring underlying environments.</w:t>
       </w:r>
     </w:p>
     <w:p>
@@ -314,7 +314,7 @@
           <w:b w:val="0"/>
           <w:sz w:val="18"/>
         </w:rPr>
-        <w:t>▸ Collaborated with crossfunctional agile teams and product owners to translate business requirements into technical testing strategies.</w:t>
+        <w:t>▸ Containerized test environments using Docker and managed infrastructure configurations for reliable software deployments.</w:t>
       </w:r>
     </w:p>
     <w:p>
@@ -327,7 +327,7 @@
           <w:b w:val="0"/>
           <w:sz w:val="18"/>
         </w:rPr>
-        <w:t>▸ Streamlined test generation and deployment scripts by utilizing AI tools like Gemini Code Assist.</w:t>
+        <w:t>▸ Collaborated with crossfunctional teams and SREs to explain release objectives, identify operational bottlenecks, and reduce defect leakage.</w:t>
       </w:r>
     </w:p>
     <w:p>
